--- a/初二练习册/学生版/秋08 第10讲透镜及其成像规律 练习册 教师版.docx
+++ b/初二练习册/学生版/秋08 第10讲透镜及其成像规律 练习册 教师版.docx
@@ -679,13 +679,10 @@
     <w:p>
       <w:pPr>
         <w:pStyle w:val="af3"/>
-      </w:pPr>
-      <w:r>
-        <w:rPr>
-          <w:rFonts w:hint="eastAsia"/>
-        </w:rPr>
-        <w:t>【答案】凸；会聚；会聚。</w:t>
-      </w:r>
+        <w:rPr>
+          <w:rFonts w:hint="eastAsia"/>
+        </w:rPr>
+      </w:pPr>
     </w:p>
     <w:p>
       <w:pPr>
@@ -698,7 +695,7 @@
           <w:noProof/>
         </w:rPr>
         <w:drawing>
-          <wp:anchor distT="0" distB="0" distL="114300" distR="114300" simplePos="0" relativeHeight="251657216" behindDoc="0" locked="0" layoutInCell="1" allowOverlap="1" wp14:anchorId="44B9DC97" wp14:editId="118126EB">
+          <wp:anchor distT="0" distB="0" distL="114300" distR="114300" simplePos="0" relativeHeight="251657216" behindDoc="0" locked="0" layoutInCell="1" allowOverlap="1" wp14:anchorId="44B9DC97" wp14:editId="1D46D96B">
             <wp:simplePos x="0" y="0"/>
             <wp:positionH relativeFrom="column">
               <wp:posOffset>2643074</wp:posOffset>
@@ -977,7 +974,21 @@
         <w:rPr>
           <w:rFonts w:hint="eastAsia"/>
         </w:rPr>
-        <w:t>．甲、乙都是凸透镜</w:t>
+        <w:t>．甲、</w:t>
+      </w:r>
+      <w:proofErr w:type="gramStart"/>
+      <w:r>
+        <w:rPr>
+          <w:rFonts w:hint="eastAsia"/>
+        </w:rPr>
+        <w:t>乙都是</w:t>
+      </w:r>
+      <w:proofErr w:type="gramEnd"/>
+      <w:r>
+        <w:rPr>
+          <w:rFonts w:hint="eastAsia"/>
+        </w:rPr>
+        <w:t>凸透镜</w:t>
       </w:r>
       <w:r>
         <w:tab/>
@@ -997,25 +1008,30 @@
         <w:rPr>
           <w:rFonts w:hint="eastAsia"/>
         </w:rPr>
-        <w:t>．甲、乙都是凹透镜</w:t>
+        <w:t>．甲、</w:t>
+      </w:r>
+      <w:proofErr w:type="gramStart"/>
+      <w:r>
+        <w:rPr>
+          <w:rFonts w:hint="eastAsia"/>
+        </w:rPr>
+        <w:t>乙都是</w:t>
+      </w:r>
+      <w:proofErr w:type="gramEnd"/>
+      <w:r>
+        <w:rPr>
+          <w:rFonts w:hint="eastAsia"/>
+        </w:rPr>
+        <w:t>凹透镜</w:t>
       </w:r>
     </w:p>
     <w:p>
       <w:pPr>
         <w:pStyle w:val="af3"/>
-      </w:pPr>
-      <w:r>
-        <w:rPr>
-          <w:rFonts w:hint="eastAsia"/>
-        </w:rPr>
-        <w:t>【答案】</w:t>
-      </w:r>
-      <w:r>
-        <w:rPr>
-          <w:rFonts w:hint="eastAsia"/>
-        </w:rPr>
-        <w:t>B</w:t>
-      </w:r>
+        <w:rPr>
+          <w:rFonts w:hint="eastAsia"/>
+        </w:rPr>
+      </w:pPr>
     </w:p>
     <w:p>
       <w:pPr>
@@ -1250,7 +1266,21 @@
         <w:rPr>
           <w:rFonts w:hint="eastAsia"/>
         </w:rPr>
-        <w:t>为了测量某凸透镜焦距，小华先在纸上画了一个小于透镜大小的圆环，如图所示，将凸透镜正对太阳光，在其下方距透镜</w:t>
+        <w:t>为了测量某凸透镜焦距，</w:t>
+      </w:r>
+      <w:proofErr w:type="gramStart"/>
+      <w:r>
+        <w:rPr>
+          <w:rFonts w:hint="eastAsia"/>
+        </w:rPr>
+        <w:t>小华先在</w:t>
+      </w:r>
+      <w:proofErr w:type="gramEnd"/>
+      <w:r>
+        <w:rPr>
+          <w:rFonts w:hint="eastAsia"/>
+        </w:rPr>
+        <w:t>纸上画了一个小于透镜大小的圆环，如图所示，将凸透镜正对太阳光，在其下方距透镜</w:t>
       </w:r>
       <w:r>
         <w:rPr>
@@ -1370,25 +1400,10 @@
     <w:p>
       <w:pPr>
         <w:pStyle w:val="af3"/>
-      </w:pPr>
-      <w:r>
-        <w:rPr>
-          <w:rFonts w:hint="eastAsia"/>
-        </w:rPr>
-        <w:t>【答案】先变小后变大；</w:t>
-      </w:r>
-      <w:r>
-        <w:rPr>
-          <w:rFonts w:hint="eastAsia"/>
-        </w:rPr>
-        <w:t>11</w:t>
-      </w:r>
-      <w:r>
-        <w:rPr>
-          <w:rFonts w:hint="eastAsia"/>
-        </w:rPr>
-        <w:t>。</w:t>
-      </w:r>
+        <w:rPr>
+          <w:rFonts w:hint="eastAsia"/>
+        </w:rPr>
+      </w:pPr>
     </w:p>
     <w:p>
       <w:pPr>
@@ -2039,6 +2054,7 @@
         </w:rPr>
         <w:t>，像距</w:t>
       </w:r>
+      <w:proofErr w:type="gramStart"/>
       <w:r>
         <w:rPr>
           <w:rFonts w:hint="eastAsia"/>
@@ -2066,6 +2082,7 @@
         </w:rPr>
         <w:t xml:space="preserve">  </w:t>
       </w:r>
+      <w:proofErr w:type="gramEnd"/>
       <w:r>
         <w:rPr>
           <w:rFonts w:hint="eastAsia"/>
@@ -2125,126 +2142,11 @@
       <w:pPr>
         <w:pStyle w:val="1230"/>
         <w:ind w:left="588"/>
-      </w:pPr>
-      <w:r>
         <w:rPr>
           <w:rFonts w:hint="eastAsia"/>
           <w:color w:val="EE0000"/>
         </w:rPr>
-        <w:t>【答案】</w:t>
-      </w:r>
-      <w:r>
-        <w:rPr>
-          <w:rFonts w:hint="eastAsia"/>
-          <w:color w:val="EE0000"/>
-        </w:rPr>
-        <w:t>A</w:t>
-      </w:r>
-      <w:r>
-        <w:rPr>
-          <w:rFonts w:hint="eastAsia"/>
-          <w:color w:val="EE0000"/>
-        </w:rPr>
-        <w:t>；</w:t>
-      </w:r>
-      <w:r>
-        <w:rPr>
-          <w:rFonts w:hint="eastAsia"/>
-          <w:color w:val="EE0000"/>
-        </w:rPr>
-        <w:t>B</w:t>
-      </w:r>
-      <w:r>
-        <w:rPr>
-          <w:rFonts w:hint="eastAsia"/>
-          <w:color w:val="EE0000"/>
-        </w:rPr>
-        <w:t>、</w:t>
-      </w:r>
-      <w:r>
-        <w:rPr>
-          <w:rFonts w:hint="eastAsia"/>
-          <w:color w:val="EE0000"/>
-        </w:rPr>
-        <w:t>C</w:t>
-      </w:r>
-      <w:r>
-        <w:rPr>
-          <w:rFonts w:hint="eastAsia"/>
-          <w:color w:val="EE0000"/>
-        </w:rPr>
-        <w:t>；</w:t>
-      </w:r>
-      <w:r>
-        <w:rPr>
-          <w:rFonts w:hint="eastAsia"/>
-          <w:color w:val="EE0000"/>
-        </w:rPr>
-        <w:t>D</w:t>
-      </w:r>
-      <w:r>
-        <w:rPr>
-          <w:rFonts w:hint="eastAsia"/>
-          <w:color w:val="EE0000"/>
-        </w:rPr>
-        <w:t>；</w:t>
-      </w:r>
-      <w:r>
-        <w:rPr>
-          <w:rFonts w:hint="eastAsia"/>
-          <w:color w:val="EE0000"/>
-        </w:rPr>
-        <w:t>C</w:t>
-      </w:r>
-      <w:r>
-        <w:rPr>
-          <w:rFonts w:hint="eastAsia"/>
-          <w:color w:val="EE0000"/>
-        </w:rPr>
-        <w:t>；远；</w:t>
-      </w:r>
-      <w:r>
-        <w:rPr>
-          <w:rFonts w:hint="eastAsia"/>
-          <w:color w:val="EE0000"/>
-        </w:rPr>
-        <w:t>B</w:t>
-      </w:r>
-      <w:r>
-        <w:rPr>
-          <w:rFonts w:hint="eastAsia"/>
-          <w:color w:val="EE0000"/>
-        </w:rPr>
-        <w:t>、</w:t>
-      </w:r>
-      <w:r>
-        <w:rPr>
-          <w:rFonts w:hint="eastAsia"/>
-          <w:color w:val="EE0000"/>
-        </w:rPr>
-        <w:t>C</w:t>
-      </w:r>
-      <w:r>
-        <w:rPr>
-          <w:rFonts w:hint="eastAsia"/>
-          <w:color w:val="EE0000"/>
-        </w:rPr>
-        <w:t>、</w:t>
-      </w:r>
-      <w:r>
-        <w:rPr>
-          <w:rFonts w:hint="eastAsia"/>
-          <w:color w:val="EE0000"/>
-        </w:rPr>
-        <w:t>D</w:t>
-      </w:r>
-      <w:r>
-        <w:rPr>
-          <w:rFonts w:hint="eastAsia"/>
-          <w:color w:val="EE0000"/>
-        </w:rPr>
-        <w:t>；变大；变大</w:t>
-      </w:r>
+      </w:pPr>
     </w:p>
     <w:p>
       <w:pPr>
@@ -2416,7 +2318,21 @@
         <w:rPr>
           <w:rFonts w:hint="eastAsia"/>
         </w:rPr>
-        <w:t>将蜡烛放在如图所示位置，能通过凸透镜成倒立、缩小的像。小红画了图中所示的光路。下列说法正确的是（　　）</w:t>
+        <w:t>将蜡烛放在如图所示位置，能通过凸透镜成倒立、缩小的像。</w:t>
+      </w:r>
+      <w:proofErr w:type="gramStart"/>
+      <w:r>
+        <w:rPr>
+          <w:rFonts w:hint="eastAsia"/>
+        </w:rPr>
+        <w:t>小红画了</w:t>
+      </w:r>
+      <w:proofErr w:type="gramEnd"/>
+      <w:r>
+        <w:rPr>
+          <w:rFonts w:hint="eastAsia"/>
+        </w:rPr>
+        <w:t>图中所示的光路。下列说法正确的是（　　）</w:t>
       </w:r>
     </w:p>
     <w:p>
@@ -2481,7 +2397,21 @@
         <w:rPr>
           <w:rFonts w:hint="eastAsia"/>
         </w:rPr>
-        <w:t>．小红画的光路是正确的</w:t>
+        <w:t>．</w:t>
+      </w:r>
+      <w:proofErr w:type="gramStart"/>
+      <w:r>
+        <w:rPr>
+          <w:rFonts w:hint="eastAsia"/>
+        </w:rPr>
+        <w:t>小红画的</w:t>
+      </w:r>
+      <w:proofErr w:type="gramEnd"/>
+      <w:r>
+        <w:rPr>
+          <w:rFonts w:hint="eastAsia"/>
+        </w:rPr>
+        <w:t>光路是正确的</w:t>
       </w:r>
       <w:r>
         <w:tab/>
@@ -2549,19 +2479,10 @@
     <w:p>
       <w:pPr>
         <w:pStyle w:val="af3"/>
-      </w:pPr>
-      <w:r>
-        <w:rPr>
-          <w:rFonts w:hint="eastAsia"/>
-        </w:rPr>
-        <w:t>【答案】</w:t>
-      </w:r>
-      <w:r>
-        <w:rPr>
-          <w:rFonts w:hint="eastAsia"/>
-        </w:rPr>
-        <w:t>C</w:t>
-      </w:r>
+        <w:rPr>
+          <w:rFonts w:hint="eastAsia"/>
+        </w:rPr>
+      </w:pPr>
     </w:p>
     <w:p>
       <w:pPr>
@@ -2733,7 +2654,21 @@
         <w:rPr>
           <w:rFonts w:hint="eastAsia"/>
         </w:rPr>
-        <w:t>小明用透明塑料盒设计了一个昆虫标本观察器，如图所示。盒底上放标本，盒盖上嵌入一凸透镜。有焦距为</w:t>
+        <w:t>小明用透明塑料盒设计了一个昆虫标本观察器，如图所示。盒底上放标本，盒盖上嵌入</w:t>
+      </w:r>
+      <w:proofErr w:type="gramStart"/>
+      <w:r>
+        <w:rPr>
+          <w:rFonts w:hint="eastAsia"/>
+        </w:rPr>
+        <w:t>一</w:t>
+      </w:r>
+      <w:proofErr w:type="gramEnd"/>
+      <w:r>
+        <w:rPr>
+          <w:rFonts w:hint="eastAsia"/>
+        </w:rPr>
+        <w:t>凸透镜。有焦距为</w:t>
       </w:r>
       <w:r>
         <w:rPr>
@@ -2765,12 +2700,14 @@
         </w:rPr>
         <w:t>f</w:t>
       </w:r>
+      <w:proofErr w:type="gramStart"/>
       <w:r>
         <w:rPr>
           <w:rFonts w:hint="eastAsia"/>
         </w:rPr>
         <w:t>与盒高</w:t>
       </w:r>
+      <w:proofErr w:type="gramEnd"/>
       <w:r>
         <w:rPr>
           <w:rFonts w:hint="eastAsia"/>
@@ -3071,22 +3008,9 @@
       <w:pPr>
         <w:pStyle w:val="af3"/>
         <w:rPr>
-          <w:rFonts w:asciiTheme="minorHAnsi" w:eastAsiaTheme="minorEastAsia" w:hAnsiTheme="minorHAnsi" w:cstheme="minorBidi"/>
-          <w:color w:val="auto"/>
-        </w:rPr>
-      </w:pPr>
-      <w:r>
-        <w:rPr>
-          <w:rFonts w:hint="eastAsia"/>
-        </w:rPr>
-        <w:t>【答案】</w:t>
-      </w:r>
-      <w:r>
-        <w:rPr>
-          <w:rFonts w:hint="eastAsia"/>
-        </w:rPr>
-        <w:t>A</w:t>
-      </w:r>
+          <w:rFonts w:hint="eastAsia"/>
+        </w:rPr>
+      </w:pPr>
     </w:p>
     <w:p>
       <w:pPr>
@@ -3398,19 +3322,10 @@
     <w:p>
       <w:pPr>
         <w:pStyle w:val="af3"/>
-      </w:pPr>
-      <w:r>
-        <w:rPr>
-          <w:rFonts w:hint="eastAsia"/>
-        </w:rPr>
-        <w:t>【答案】</w:t>
-      </w:r>
-      <w:r>
-        <w:rPr>
-          <w:rFonts w:hint="eastAsia"/>
-        </w:rPr>
-        <w:t>A</w:t>
-      </w:r>
+        <w:rPr>
+          <w:rFonts w:hint="eastAsia"/>
+        </w:rPr>
+      </w:pPr>
     </w:p>
     <w:p>
       <w:pPr>
@@ -3582,7 +3497,35 @@
         <w:rPr>
           <w:rFonts w:hint="eastAsia"/>
         </w:rPr>
-        <w:t>在“探究凸透镜成像的规律”实验时，某小组测量出物距和像距的数据，并绘制成如图所示的图象，根据图像可知（　　）</w:t>
+        <w:t>在“探究凸透镜成像的规律”实验时，</w:t>
+      </w:r>
+      <w:proofErr w:type="gramStart"/>
+      <w:r>
+        <w:rPr>
+          <w:rFonts w:hint="eastAsia"/>
+        </w:rPr>
+        <w:t>某小组</w:t>
+      </w:r>
+      <w:proofErr w:type="gramEnd"/>
+      <w:r>
+        <w:rPr>
+          <w:rFonts w:hint="eastAsia"/>
+        </w:rPr>
+        <w:t>测量出物距和像距的数据，并绘制成如图所示的</w:t>
+      </w:r>
+      <w:proofErr w:type="gramStart"/>
+      <w:r>
+        <w:rPr>
+          <w:rFonts w:hint="eastAsia"/>
+        </w:rPr>
+        <w:t>图象</w:t>
+      </w:r>
+      <w:proofErr w:type="gramEnd"/>
+      <w:r>
+        <w:rPr>
+          <w:rFonts w:hint="eastAsia"/>
+        </w:rPr>
+        <w:t>，根据图像可知（　　）</w:t>
       </w:r>
     </w:p>
     <w:p>
@@ -3803,19 +3746,10 @@
     <w:p>
       <w:pPr>
         <w:pStyle w:val="af3"/>
-      </w:pPr>
-      <w:r>
-        <w:rPr>
-          <w:rFonts w:hint="eastAsia"/>
-        </w:rPr>
-        <w:t>【答案】</w:t>
-      </w:r>
-      <w:r>
-        <w:rPr>
-          <w:rFonts w:hint="eastAsia"/>
-        </w:rPr>
-        <w:t>D</w:t>
-      </w:r>
+        <w:rPr>
+          <w:rFonts w:hint="eastAsia"/>
+        </w:rPr>
+      </w:pPr>
     </w:p>
     <w:p>
       <w:pPr>
@@ -4188,19 +4122,10 @@
     <w:p>
       <w:pPr>
         <w:pStyle w:val="af3"/>
-      </w:pPr>
-      <w:r>
-        <w:rPr>
-          <w:rFonts w:hint="eastAsia"/>
-        </w:rPr>
-        <w:t>【答案】</w:t>
-      </w:r>
-      <w:r>
-        <w:rPr>
-          <w:rFonts w:hint="eastAsia"/>
-        </w:rPr>
-        <w:t>D</w:t>
-      </w:r>
+        <w:rPr>
+          <w:rFonts w:hint="eastAsia"/>
+        </w:rPr>
+      </w:pPr>
     </w:p>
     <w:p>
       <w:pPr>
@@ -4503,19 +4428,10 @@
     <w:p>
       <w:pPr>
         <w:pStyle w:val="af3"/>
-      </w:pPr>
-      <w:r>
-        <w:rPr>
-          <w:rFonts w:hint="eastAsia"/>
-        </w:rPr>
-        <w:t>【答案】</w:t>
-      </w:r>
-      <w:r>
-        <w:rPr>
-          <w:rFonts w:hint="eastAsia"/>
-        </w:rPr>
-        <w:t>A</w:t>
-      </w:r>
+        <w:rPr>
+          <w:rFonts w:hint="eastAsia"/>
+        </w:rPr>
+      </w:pPr>
     </w:p>
     <w:p>
       <w:pPr>
@@ -4786,9 +4702,9 @@
           <w:noProof/>
         </w:rPr>
         <w:drawing>
-          <wp:inline distT="0" distB="0" distL="0" distR="0" wp14:anchorId="53B36FB4" wp14:editId="124F912D">
-            <wp:extent cx="1456055" cy="1113155"/>
-            <wp:effectExtent l="0" t="0" r="1270" b="0"/>
+          <wp:inline distT="0" distB="0" distL="0" distR="0" wp14:anchorId="53B36FB4" wp14:editId="495A038B">
+            <wp:extent cx="1250950" cy="956587"/>
+            <wp:effectExtent l="0" t="0" r="6350" b="0"/>
             <wp:docPr id="366611" name="图片 366611"/>
             <wp:cNvGraphicFramePr>
               <a:graphicFrameLocks xmlns:a="http://schemas.openxmlformats.org/drawingml/2006/main" noChangeAspect="1"/>
@@ -4817,7 +4733,7 @@
                   <pic:spPr>
                     <a:xfrm>
                       <a:off x="0" y="0"/>
-                      <a:ext cx="1467554" cy="1122222"/>
+                      <a:ext cx="1268076" cy="969683"/>
                     </a:xfrm>
                     <a:prstGeom prst="rect">
                       <a:avLst/>
@@ -4834,9 +4750,9 @@
           <w:noProof/>
         </w:rPr>
         <w:drawing>
-          <wp:inline distT="0" distB="0" distL="0" distR="0" wp14:anchorId="63D6F58D" wp14:editId="489716E3">
-            <wp:extent cx="1323975" cy="1050290"/>
-            <wp:effectExtent l="0" t="0" r="0" b="0"/>
+          <wp:inline distT="0" distB="0" distL="0" distR="0" wp14:anchorId="63D6F58D" wp14:editId="727D3B54">
+            <wp:extent cx="1176756" cy="933450"/>
+            <wp:effectExtent l="0" t="0" r="4445" b="0"/>
             <wp:docPr id="366612" name="图片 366612"/>
             <wp:cNvGraphicFramePr>
               <a:graphicFrameLocks xmlns:a="http://schemas.openxmlformats.org/drawingml/2006/main" noChangeAspect="1"/>
@@ -4865,7 +4781,7 @@
                   <pic:spPr>
                     <a:xfrm>
                       <a:off x="0" y="0"/>
-                      <a:ext cx="1348386" cy="1069594"/>
+                      <a:ext cx="1200772" cy="952501"/>
                     </a:xfrm>
                     <a:prstGeom prst="rect">
                       <a:avLst/>
@@ -4883,18 +4799,57 @@
         <w:pStyle w:val="1230"/>
         <w:ind w:left="588"/>
       </w:pPr>
-      <w:r>
-        <w:t>【答案】</w:t>
-      </w:r>
+    </w:p>
+    <w:p>
+      <w:pPr>
+        <w:pStyle w:val="123"/>
+      </w:pPr>
+      <w:r>
+        <w:t>（</w:t>
+      </w:r>
+      <w:r>
+        <w:t>2</w:t>
+      </w:r>
+      <w:r>
+        <w:t>）如图所示，请画出由</w:t>
+      </w:r>
+      <w:r>
+        <w:t>S</w:t>
+      </w:r>
+      <w:r>
+        <w:t>点发出的两条光线，经过凸透镜后的折射光线，并</w:t>
+      </w:r>
+      <w:proofErr w:type="gramStart"/>
+      <w:r>
+        <w:t>作出</w:t>
+      </w:r>
+      <w:proofErr w:type="gramEnd"/>
+      <w:r>
+        <w:t>S</w:t>
+      </w:r>
+      <w:r>
+        <w:t>点的像的位置</w:t>
+      </w:r>
+      <w:r>
+        <w:t>S'</w:t>
+      </w:r>
+      <w:r>
+        <w:t>．（保留作图痕迹）</w:t>
+      </w:r>
+    </w:p>
+    <w:p>
+      <w:pPr>
+        <w:pStyle w:val="123"/>
+      </w:pPr>
       <w:r>
         <w:rPr>
           <w:noProof/>
         </w:rPr>
         <w:drawing>
-          <wp:inline distT="0" distB="0" distL="0" distR="0" wp14:anchorId="6755D52F" wp14:editId="740C2E0D">
-            <wp:extent cx="1487170" cy="1480820"/>
-            <wp:effectExtent l="0" t="0" r="0" b="0"/>
-            <wp:docPr id="366613" name="图片 366613"/>
+          <wp:inline distT="0" distB="0" distL="0" distR="0" wp14:anchorId="1420A053" wp14:editId="39905E44">
+            <wp:extent cx="1733550" cy="779834"/>
+            <wp:effectExtent l="0" t="0" r="0" b="1270"/>
+            <wp:docPr id="366617" name="图片 366617"/>
             <wp:cNvGraphicFramePr>
               <a:graphicFrameLocks xmlns:a="http://schemas.openxmlformats.org/drawingml/2006/main" noChangeAspect="1"/>
             </wp:cNvGraphicFramePr>
@@ -4902,7 +4857,7 @@
               <a:graphicData uri="http://schemas.openxmlformats.org/drawingml/2006/picture">
                 <pic:pic xmlns:pic="http://schemas.openxmlformats.org/drawingml/2006/picture">
                   <pic:nvPicPr>
-                    <pic:cNvPr id="366613" name="图片 366613"/>
+                    <pic:cNvPr id="366617" name="图片 366617"/>
                     <pic:cNvPicPr>
                       <a:picLocks noChangeAspect="1"/>
                     </pic:cNvPicPr>
@@ -4922,7 +4877,7 @@
                   <pic:spPr>
                     <a:xfrm>
                       <a:off x="0" y="0"/>
-                      <a:ext cx="1487427" cy="1481331"/>
+                      <a:ext cx="1741673" cy="783488"/>
                     </a:xfrm>
                     <a:prstGeom prst="rect">
                       <a:avLst/>
@@ -4934,15 +4889,61 @@
           </wp:inline>
         </w:drawing>
       </w:r>
+    </w:p>
+    <w:bookmarkEnd w:id="2"/>
+    <w:p>
+      <w:pPr>
+        <w:pStyle w:val="1230"/>
+        <w:ind w:left="588"/>
+      </w:pPr>
+    </w:p>
+    <w:bookmarkEnd w:id="0"/>
+    <w:p>
+      <w:pPr>
+        <w:pStyle w:val="123"/>
+      </w:pPr>
+      <w:r>
+        <w:t>（</w:t>
+      </w:r>
+      <w:r>
+        <w:t>3</w:t>
+      </w:r>
+      <w:r>
+        <w:t>）如图所示，</w:t>
+      </w:r>
+      <w:r>
+        <w:t>MN</w:t>
+      </w:r>
+      <w:r>
+        <w:t>为凸透镜的主光轴，</w:t>
+      </w:r>
+      <w:r>
+        <w:t>A</w:t>
+      </w:r>
+      <w:r>
+        <w:t>为蜡烛，</w:t>
+      </w:r>
+      <w:r>
+        <w:t>A′</w:t>
+      </w:r>
+      <w:r>
+        <w:t>为蜡烛通过凸透镜成的像，请根据凸透镜成像原理在图中画出凸透镜并标出它的焦点．</w:t>
+      </w:r>
+    </w:p>
+    <w:p>
+      <w:pPr>
+        <w:pStyle w:val="123"/>
+      </w:pPr>
+      <w:bookmarkStart w:id="3" w:name="_Hlk43221982"/>
       <w:r>
         <w:rPr>
           <w:noProof/>
         </w:rPr>
         <w:drawing>
-          <wp:inline distT="0" distB="0" distL="0" distR="0" wp14:anchorId="53F4D081" wp14:editId="5F525177">
-            <wp:extent cx="1532890" cy="1249680"/>
-            <wp:effectExtent l="0" t="0" r="0" b="0"/>
-            <wp:docPr id="366614" name="图片 366614"/>
+          <wp:inline distT="0" distB="0" distL="0" distR="0" wp14:anchorId="5B90DAC2" wp14:editId="721C0FA0">
+            <wp:extent cx="2032000" cy="927100"/>
+            <wp:effectExtent l="0" t="0" r="6350" b="0"/>
+            <wp:docPr id="366619" name="图片 366619"/>
             <wp:cNvGraphicFramePr>
               <a:graphicFrameLocks xmlns:a="http://schemas.openxmlformats.org/drawingml/2006/main" noChangeAspect="1"/>
             </wp:cNvGraphicFramePr>
@@ -4950,7 +4951,7 @@
               <a:graphicData uri="http://schemas.openxmlformats.org/drawingml/2006/picture">
                 <pic:pic xmlns:pic="http://schemas.openxmlformats.org/drawingml/2006/picture">
                   <pic:nvPicPr>
-                    <pic:cNvPr id="366614" name="图片 366614"/>
+                    <pic:cNvPr id="366619" name="图片 366619"/>
                     <pic:cNvPicPr>
                       <a:picLocks noChangeAspect="1"/>
                     </pic:cNvPicPr>
@@ -4970,7 +4971,7 @@
                   <pic:spPr>
                     <a:xfrm>
                       <a:off x="0" y="0"/>
-                      <a:ext cx="1533147" cy="1249683"/>
+                      <a:ext cx="2067255" cy="943185"/>
                     </a:xfrm>
                     <a:prstGeom prst="rect">
                       <a:avLst/>
@@ -4985,279 +4986,9 @@
     </w:p>
     <w:p>
       <w:pPr>
-        <w:pStyle w:val="123"/>
-      </w:pPr>
-      <w:r>
-        <w:t>（</w:t>
-      </w:r>
-      <w:r>
-        <w:t>2</w:t>
-      </w:r>
-      <w:r>
-        <w:t>）如图所示，请画出由</w:t>
-      </w:r>
-      <w:r>
-        <w:t>S</w:t>
-      </w:r>
-      <w:r>
-        <w:t>点发出的两条光线，经过凸透镜后的折射光线，并作出</w:t>
-      </w:r>
-      <w:r>
-        <w:t>S</w:t>
-      </w:r>
-      <w:r>
-        <w:t>点的像的位置</w:t>
-      </w:r>
-      <w:r>
-        <w:t>S'</w:t>
-      </w:r>
-      <w:r>
-        <w:t>．（保留作图痕迹）</w:t>
-      </w:r>
-    </w:p>
-    <w:p>
-      <w:pPr>
-        <w:pStyle w:val="123"/>
-      </w:pPr>
-      <w:r>
-        <w:rPr>
-          <w:noProof/>
-        </w:rPr>
-        <w:drawing>
-          <wp:inline distT="0" distB="0" distL="0" distR="0" wp14:anchorId="1420A053" wp14:editId="428E11EC">
-            <wp:extent cx="2005330" cy="901700"/>
-            <wp:effectExtent l="0" t="0" r="0" b="0"/>
-            <wp:docPr id="366617" name="图片 366617"/>
-            <wp:cNvGraphicFramePr>
-              <a:graphicFrameLocks xmlns:a="http://schemas.openxmlformats.org/drawingml/2006/main" noChangeAspect="1"/>
-            </wp:cNvGraphicFramePr>
-            <a:graphic xmlns:a="http://schemas.openxmlformats.org/drawingml/2006/main">
-              <a:graphicData uri="http://schemas.openxmlformats.org/drawingml/2006/picture">
-                <pic:pic xmlns:pic="http://schemas.openxmlformats.org/drawingml/2006/picture">
-                  <pic:nvPicPr>
-                    <pic:cNvPr id="366617" name="图片 366617"/>
-                    <pic:cNvPicPr>
-                      <a:picLocks noChangeAspect="1"/>
-                    </pic:cNvPicPr>
-                  </pic:nvPicPr>
-                  <pic:blipFill>
-                    <a:blip r:embed="rId27" cstate="print">
-                      <a:extLst>
-                        <a:ext uri="{28A0092B-C50C-407E-A947-70E740481C1C}">
-                          <a14:useLocalDpi xmlns:a14="http://schemas.microsoft.com/office/drawing/2010/main" val="0"/>
-                        </a:ext>
-                      </a:extLst>
-                    </a:blip>
-                    <a:stretch>
-                      <a:fillRect/>
-                    </a:stretch>
-                  </pic:blipFill>
-                  <pic:spPr>
-                    <a:xfrm>
-                      <a:off x="0" y="0"/>
-                      <a:ext cx="2005588" cy="902210"/>
-                    </a:xfrm>
-                    <a:prstGeom prst="rect">
-                      <a:avLst/>
-                    </a:prstGeom>
-                  </pic:spPr>
-                </pic:pic>
-              </a:graphicData>
-            </a:graphic>
-          </wp:inline>
-        </w:drawing>
-      </w:r>
-    </w:p>
-    <w:bookmarkEnd w:id="2"/>
-    <w:p>
-      <w:pPr>
         <w:pStyle w:val="1230"/>
         <w:ind w:left="588"/>
       </w:pPr>
-      <w:r>
-        <w:t>【答案】</w:t>
-      </w:r>
-      <w:r>
-        <w:rPr>
-          <w:noProof/>
-        </w:rPr>
-        <w:drawing>
-          <wp:inline distT="0" distB="0" distL="0" distR="0" wp14:anchorId="76079D30" wp14:editId="1D26261D">
-            <wp:extent cx="2032635" cy="984250"/>
-            <wp:effectExtent l="0" t="0" r="0" b="0"/>
-            <wp:docPr id="60" name="图片 60"/>
-            <wp:cNvGraphicFramePr>
-              <a:graphicFrameLocks xmlns:a="http://schemas.openxmlformats.org/drawingml/2006/main" noChangeAspect="1"/>
-            </wp:cNvGraphicFramePr>
-            <a:graphic xmlns:a="http://schemas.openxmlformats.org/drawingml/2006/main">
-              <a:graphicData uri="http://schemas.openxmlformats.org/drawingml/2006/picture">
-                <pic:pic xmlns:pic="http://schemas.openxmlformats.org/drawingml/2006/picture">
-                  <pic:nvPicPr>
-                    <pic:cNvPr id="60" name="图片 60"/>
-                    <pic:cNvPicPr>
-                      <a:picLocks noChangeAspect="1"/>
-                    </pic:cNvPicPr>
-                  </pic:nvPicPr>
-                  <pic:blipFill>
-                    <a:blip r:embed="rId28"/>
-                    <a:stretch>
-                      <a:fillRect/>
-                    </a:stretch>
-                  </pic:blipFill>
-                  <pic:spPr>
-                    <a:xfrm>
-                      <a:off x="0" y="0"/>
-                      <a:ext cx="2033020" cy="984506"/>
-                    </a:xfrm>
-                    <a:prstGeom prst="rect">
-                      <a:avLst/>
-                    </a:prstGeom>
-                  </pic:spPr>
-                </pic:pic>
-              </a:graphicData>
-            </a:graphic>
-          </wp:inline>
-        </w:drawing>
-      </w:r>
-    </w:p>
-    <w:bookmarkEnd w:id="0"/>
-    <w:p>
-      <w:pPr>
-        <w:pStyle w:val="123"/>
-      </w:pPr>
-      <w:r>
-        <w:t>（</w:t>
-      </w:r>
-      <w:r>
-        <w:t>3</w:t>
-      </w:r>
-      <w:r>
-        <w:t>）如图所示，</w:t>
-      </w:r>
-      <w:r>
-        <w:t>MN</w:t>
-      </w:r>
-      <w:r>
-        <w:t>为凸透镜的主光轴，</w:t>
-      </w:r>
-      <w:r>
-        <w:t>A</w:t>
-      </w:r>
-      <w:r>
-        <w:t>为蜡烛，</w:t>
-      </w:r>
-      <w:r>
-        <w:t>A′</w:t>
-      </w:r>
-      <w:r>
-        <w:t>为蜡烛通过凸透镜成的像，请根据凸透镜成像原理在图中画出凸透镜并标出它的焦点．</w:t>
-      </w:r>
-    </w:p>
-    <w:p>
-      <w:pPr>
-        <w:pStyle w:val="123"/>
-      </w:pPr>
-      <w:bookmarkStart w:id="3" w:name="_Hlk43221982"/>
-      <w:r>
-        <w:rPr>
-          <w:noProof/>
-        </w:rPr>
-        <w:drawing>
-          <wp:inline distT="0" distB="0" distL="0" distR="0" wp14:anchorId="5B90DAC2" wp14:editId="5F253578">
-            <wp:extent cx="2357120" cy="1075055"/>
-            <wp:effectExtent l="0" t="0" r="0" b="0"/>
-            <wp:docPr id="366619" name="图片 366619"/>
-            <wp:cNvGraphicFramePr>
-              <a:graphicFrameLocks xmlns:a="http://schemas.openxmlformats.org/drawingml/2006/main" noChangeAspect="1"/>
-            </wp:cNvGraphicFramePr>
-            <a:graphic xmlns:a="http://schemas.openxmlformats.org/drawingml/2006/main">
-              <a:graphicData uri="http://schemas.openxmlformats.org/drawingml/2006/picture">
-                <pic:pic xmlns:pic="http://schemas.openxmlformats.org/drawingml/2006/picture">
-                  <pic:nvPicPr>
-                    <pic:cNvPr id="366619" name="图片 366619"/>
-                    <pic:cNvPicPr>
-                      <a:picLocks noChangeAspect="1"/>
-                    </pic:cNvPicPr>
-                  </pic:nvPicPr>
-                  <pic:blipFill>
-                    <a:blip r:embed="rId29" cstate="print">
-                      <a:extLst>
-                        <a:ext uri="{28A0092B-C50C-407E-A947-70E740481C1C}">
-                          <a14:useLocalDpi xmlns:a14="http://schemas.microsoft.com/office/drawing/2010/main" val="0"/>
-                        </a:ext>
-                      </a:extLst>
-                    </a:blip>
-                    <a:stretch>
-                      <a:fillRect/>
-                    </a:stretch>
-                  </pic:blipFill>
-                  <pic:spPr>
-                    <a:xfrm>
-                      <a:off x="0" y="0"/>
-                      <a:ext cx="2388193" cy="1089613"/>
-                    </a:xfrm>
-                    <a:prstGeom prst="rect">
-                      <a:avLst/>
-                    </a:prstGeom>
-                  </pic:spPr>
-                </pic:pic>
-              </a:graphicData>
-            </a:graphic>
-          </wp:inline>
-        </w:drawing>
-      </w:r>
-    </w:p>
-    <w:p>
-      <w:pPr>
-        <w:pStyle w:val="1230"/>
-        <w:ind w:left="588"/>
-      </w:pPr>
-      <w:r>
-        <w:lastRenderedPageBreak/>
-        <w:t>【答案】</w:t>
-      </w:r>
-      <w:r>
-        <w:rPr>
-          <w:noProof/>
-        </w:rPr>
-        <w:drawing>
-          <wp:inline distT="0" distB="0" distL="0" distR="0" wp14:anchorId="31811323" wp14:editId="3FC7F7B0">
-            <wp:extent cx="1698625" cy="1079500"/>
-            <wp:effectExtent l="0" t="0" r="0" b="0"/>
-            <wp:docPr id="1872" name="图片 1872"/>
-            <wp:cNvGraphicFramePr>
-              <a:graphicFrameLocks xmlns:a="http://schemas.openxmlformats.org/drawingml/2006/main" noChangeAspect="1"/>
-            </wp:cNvGraphicFramePr>
-            <a:graphic xmlns:a="http://schemas.openxmlformats.org/drawingml/2006/main">
-              <a:graphicData uri="http://schemas.openxmlformats.org/drawingml/2006/picture">
-                <pic:pic xmlns:pic="http://schemas.openxmlformats.org/drawingml/2006/picture">
-                  <pic:nvPicPr>
-                    <pic:cNvPr id="1872" name="图片 1872"/>
-                    <pic:cNvPicPr>
-                      <a:picLocks noChangeAspect="1"/>
-                    </pic:cNvPicPr>
-                  </pic:nvPicPr>
-                  <pic:blipFill>
-                    <a:blip r:embed="rId30"/>
-                    <a:stretch>
-                      <a:fillRect/>
-                    </a:stretch>
-                  </pic:blipFill>
-                  <pic:spPr>
-                    <a:xfrm>
-                      <a:off x="0" y="0"/>
-                      <a:ext cx="1698920" cy="1080000"/>
-                    </a:xfrm>
-                    <a:prstGeom prst="rect">
-                      <a:avLst/>
-                    </a:prstGeom>
-                  </pic:spPr>
-                </pic:pic>
-              </a:graphicData>
-            </a:graphic>
-          </wp:inline>
-        </w:drawing>
-      </w:r>
     </w:p>
     <w:p>
       <w:pPr>
@@ -5564,7 +5295,7 @@
                     </pic:cNvPicPr>
                   </pic:nvPicPr>
                   <pic:blipFill>
-                    <a:blip r:embed="rId31" cstate="print"/>
+                    <a:blip r:embed="rId27" cstate="print"/>
                     <a:stretch>
                       <a:fillRect/>
                     </a:stretch>
@@ -5814,6 +5545,9 @@
     <w:p>
       <w:pPr>
         <w:pStyle w:val="123"/>
+        <w:rPr>
+          <w:rFonts w:hint="eastAsia"/>
+        </w:rPr>
       </w:pPr>
       <w:r>
         <w:rPr>
@@ -5960,53 +5694,6 @@
         <w:t>（选填“靠左”“靠右”“不变”）。</w:t>
       </w:r>
     </w:p>
-    <w:p>
-      <w:pPr>
-        <w:pStyle w:val="af3"/>
-      </w:pPr>
-      <w:r>
-        <w:rPr>
-          <w:rFonts w:hint="eastAsia"/>
-        </w:rPr>
-        <w:t>【答案】（</w:t>
-      </w:r>
-      <w:r>
-        <w:rPr>
-          <w:rFonts w:hint="eastAsia"/>
-        </w:rPr>
-        <w:t>1</w:t>
-      </w:r>
-      <w:r>
-        <w:rPr>
-          <w:rFonts w:hint="eastAsia"/>
-        </w:rPr>
-        <w:t>）见解答图；（</w:t>
-      </w:r>
-      <w:r>
-        <w:rPr>
-          <w:rFonts w:hint="eastAsia"/>
-        </w:rPr>
-        <w:t>2</w:t>
-      </w:r>
-      <w:r>
-        <w:rPr>
-          <w:rFonts w:hint="eastAsia"/>
-        </w:rPr>
-        <w:t>）倒立；缩小；实；（</w:t>
-      </w:r>
-      <w:r>
-        <w:rPr>
-          <w:rFonts w:hint="eastAsia"/>
-        </w:rPr>
-        <w:t>3</w:t>
-      </w:r>
-      <w:r>
-        <w:rPr>
-          <w:rFonts w:hint="eastAsia"/>
-        </w:rPr>
-        <w:t>）不变。</w:t>
-      </w:r>
-    </w:p>
     <w:bookmarkEnd w:id="1"/>
     <w:bookmarkEnd w:id="3"/>
     <w:p>
@@ -6018,6 +5705,7 @@
         <w:rPr>
           <w:noProof/>
         </w:rPr>
+        <w:lastRenderedPageBreak/>
         <mc:AlternateContent>
           <mc:Choice Requires="wps">
             <w:drawing>
@@ -6209,7 +5897,7 @@
                     </pic:cNvPicPr>
                   </pic:nvPicPr>
                   <pic:blipFill>
-                    <a:blip r:embed="rId32" cstate="print"/>
+                    <a:blip r:embed="rId28" cstate="print"/>
                     <a:stretch>
                       <a:fillRect/>
                     </a:stretch>
@@ -6443,7 +6131,6 @@
         <w:rPr>
           <w:rFonts w:hint="eastAsia"/>
         </w:rPr>
-        <w:lastRenderedPageBreak/>
         <w:t>（</w:t>
       </w:r>
       <w:r>
@@ -7054,7 +6741,7 @@
                     </pic:cNvPicPr>
                   </pic:nvPicPr>
                   <pic:blipFill>
-                    <a:blip r:embed="rId33" cstate="print"/>
+                    <a:blip r:embed="rId29" cstate="print"/>
                     <a:stretch>
                       <a:fillRect/>
                     </a:stretch>
@@ -7193,19 +6880,10 @@
     <w:p>
       <w:pPr>
         <w:pStyle w:val="af3"/>
-      </w:pPr>
-      <w:r>
-        <w:rPr>
-          <w:rFonts w:hint="eastAsia"/>
-        </w:rPr>
-        <w:t>【答案】</w:t>
-      </w:r>
-      <w:r>
-        <w:rPr>
-          <w:rFonts w:hint="eastAsia"/>
-        </w:rPr>
-        <w:t>C</w:t>
-      </w:r>
+        <w:rPr>
+          <w:rFonts w:hint="eastAsia"/>
+        </w:rPr>
+      </w:pPr>
     </w:p>
     <w:p>
       <w:pPr>
@@ -7428,7 +7106,15 @@
         <w:t>1</w:t>
       </w:r>
       <w:r>
-        <w:t>）请在图中画出三条光线的折射光线。并作出物体</w:t>
+        <w:t>）请在图中画出三条光线的折射光线。并</w:t>
+      </w:r>
+      <w:proofErr w:type="gramStart"/>
+      <w:r>
+        <w:t>作出</w:t>
+      </w:r>
+      <w:proofErr w:type="gramEnd"/>
+      <w:r>
+        <w:t>物体</w:t>
       </w:r>
       <w:r>
         <w:rPr>
@@ -7494,7 +7180,7 @@
                     </pic:cNvPicPr>
                   </pic:nvPicPr>
                   <pic:blipFill>
-                    <a:blip r:embed="rId34"/>
+                    <a:blip r:embed="rId30"/>
                     <a:stretch>
                       <a:fillRect/>
                     </a:stretch>
@@ -7519,62 +7205,6 @@
       <w:pPr>
         <w:pStyle w:val="af3"/>
       </w:pPr>
-      <w:r>
-        <w:lastRenderedPageBreak/>
-        <w:t>【答案】</w:t>
-      </w:r>
-      <w:r>
-        <w:t xml:space="preserve">     </w:t>
-      </w:r>
-      <w:r>
-        <w:rPr>
-          <w:rFonts w:eastAsia="Times New Roman"/>
-          <w:noProof/>
-          <w:kern w:val="0"/>
-          <w:sz w:val="24"/>
-          <w:szCs w:val="24"/>
-        </w:rPr>
-        <w:drawing>
-          <wp:inline distT="0" distB="0" distL="114300" distR="114300" wp14:anchorId="0575E947" wp14:editId="1EED82A7">
-            <wp:extent cx="1580084" cy="1197407"/>
-            <wp:effectExtent l="0" t="0" r="1270" b="3175"/>
-            <wp:docPr id="100069" name="图片 100069" descr="@@@4d28ba03-df99-4c9d-b90d-ddaca4600f45"/>
-            <wp:cNvGraphicFramePr>
-              <a:graphicFrameLocks xmlns:a="http://schemas.openxmlformats.org/drawingml/2006/main" noChangeAspect="1"/>
-            </wp:cNvGraphicFramePr>
-            <a:graphic xmlns:a="http://schemas.openxmlformats.org/drawingml/2006/main">
-              <a:graphicData uri="http://schemas.openxmlformats.org/drawingml/2006/picture">
-                <pic:pic xmlns:pic="http://schemas.openxmlformats.org/drawingml/2006/picture">
-                  <pic:nvPicPr>
-                    <pic:cNvPr id="100069" name="图片 100069" descr="@@@4d28ba03-df99-4c9d-b90d-ddaca4600f45"/>
-                    <pic:cNvPicPr>
-                      <a:picLocks noChangeAspect="1"/>
-                    </pic:cNvPicPr>
-                  </pic:nvPicPr>
-                  <pic:blipFill>
-                    <a:blip r:embed="rId35"/>
-                    <a:stretch>
-                      <a:fillRect/>
-                    </a:stretch>
-                  </pic:blipFill>
-                  <pic:spPr>
-                    <a:xfrm>
-                      <a:off x="0" y="0"/>
-                      <a:ext cx="1589117" cy="1204252"/>
-                    </a:xfrm>
-                    <a:prstGeom prst="rect">
-                      <a:avLst/>
-                    </a:prstGeom>
-                  </pic:spPr>
-                </pic:pic>
-              </a:graphicData>
-            </a:graphic>
-          </wp:inline>
-        </w:drawing>
-      </w:r>
-      <w:r>
-        <w:t xml:space="preserve">     </w:t>
-      </w:r>
     </w:p>
     <w:p>
       <w:pPr>
@@ -7583,10 +7213,10 @@
       </w:pPr>
     </w:p>
     <w:sectPr>
-      <w:headerReference w:type="even" r:id="rId36"/>
-      <w:headerReference w:type="default" r:id="rId37"/>
-      <w:footerReference w:type="even" r:id="rId38"/>
-      <w:footerReference w:type="default" r:id="rId39"/>
+      <w:headerReference w:type="even" r:id="rId31"/>
+      <w:headerReference w:type="default" r:id="rId32"/>
+      <w:footerReference w:type="even" r:id="rId33"/>
+      <w:footerReference w:type="default" r:id="rId34"/>
       <w:pgSz w:w="10319" w:h="14515"/>
       <w:pgMar w:top="1134" w:right="1021" w:bottom="851" w:left="1021" w:header="737" w:footer="567" w:gutter="0"/>
       <w:pgNumType w:start="1"/>
@@ -9289,6 +8919,10 @@
 </file>
 
 <file path=customXml/item1.xml><?xml version="1.0" encoding="utf-8"?>
+<b:Sources xmlns:b="http://schemas.openxmlformats.org/officeDocument/2006/bibliography" xmlns="http://schemas.openxmlformats.org/officeDocument/2006/bibliography" SelectedStyle="\APA.XSL" StyleName="APA"/>
+</file>
+
+<file path=customXml/item2.xml><?xml version="1.0" encoding="utf-8"?>
 <s:customData xmlns="http://www.wps.cn/officeDocument/2013/wpsCustomData" xmlns:s="http://www.wps.cn/officeDocument/2013/wpsCustomData">
   <customSectProps/>
   <customShpExts>
@@ -9297,22 +8931,18 @@
 </s:customData>
 </file>
 
-<file path=customXml/item2.xml><?xml version="1.0" encoding="utf-8"?>
-<b:Sources xmlns:b="http://schemas.openxmlformats.org/officeDocument/2006/bibliography" xmlns="http://schemas.openxmlformats.org/officeDocument/2006/bibliography" SelectedStyle="\APA.XSL" StyleName="APA"/>
+<file path=customXml/itemProps1.xml><?xml version="1.0" encoding="utf-8"?>
+<ds:datastoreItem xmlns:ds="http://schemas.openxmlformats.org/officeDocument/2006/customXml" ds:itemID="{0E798019-D9DA-4148-8768-905599865BAA}">
+  <ds:schemaRefs>
+    <ds:schemaRef ds:uri="http://schemas.openxmlformats.org/officeDocument/2006/bibliography"/>
+  </ds:schemaRefs>
+</ds:datastoreItem>
 </file>
 
-<file path=customXml/itemProps1.xml><?xml version="1.0" encoding="utf-8"?>
+<file path=customXml/itemProps2.xml><?xml version="1.0" encoding="utf-8"?>
 <ds:datastoreItem xmlns:ds="http://schemas.openxmlformats.org/officeDocument/2006/customXml" ds:itemID="{B1977F7D-205B-4081-913C-38D41E755F92}">
   <ds:schemaRefs>
     <ds:schemaRef ds:uri="http://www.wps.cn/officeDocument/2013/wpsCustomData"/>
   </ds:schemaRefs>
 </ds:datastoreItem>
-</file>
-
-<file path=customXml/itemProps2.xml><?xml version="1.0" encoding="utf-8"?>
-<ds:datastoreItem xmlns:ds="http://schemas.openxmlformats.org/officeDocument/2006/customXml" ds:itemID="{0E798019-D9DA-4148-8768-905599865BAA}">
-  <ds:schemaRefs>
-    <ds:schemaRef ds:uri="http://schemas.openxmlformats.org/officeDocument/2006/bibliography"/>
-  </ds:schemaRefs>
-</ds:datastoreItem>
 </file>